--- a/data/revised_2026-10_full/outputs/v2/Core_Mathematics/SS1.1_Real_Numbers/Core_Mathematics_Real_Numbers_SummaryTable.docx
+++ b/data/revised_2026-10_full/outputs/v2/Core_Mathematics/SS1.1_Real_Numbers/Core_Mathematics_Real_Numbers_SummaryTable.docx
@@ -1848,7 +1848,7 @@
         </w:rPr>
         <w:t xml:space="preserve">© 2026 SeaVuria and ARES. This work is licensed under a </w:t>
       </w:r>
-      <w:hyperlink w:history="1" r:id="rId7dcmngtzb9ai9f7f8i0fk">
+      <w:hyperlink w:history="1" r:id="rIdgx6io1ofoiayapeeri6g3">
         <w:r>
           <w:rPr>
             <w:rFonts w:ascii="Arial" w:cs="Arial" w:eastAsia="Arial" w:hAnsi="Arial"/>
@@ -1868,7 +1868,7 @@
         </w:rPr>
         <w:t xml:space="preserve"> (</w:t>
       </w:r>
-      <w:hyperlink w:history="1" r:id="rIdiu9zesm_xocxzcz7wfetu">
+      <w:hyperlink w:history="1" r:id="rIdr7zplaehmoadf90sqliic">
         <w:r>
           <w:rPr>
             <w:rFonts w:ascii="Arial" w:cs="Arial" w:eastAsia="Arial" w:hAnsi="Arial"/>
@@ -1888,7 +1888,7 @@
         </w:rPr>
         <w:t xml:space="preserve">). To view a copy of this license, visit </w:t>
       </w:r>
-      <w:hyperlink w:history="1" r:id="rIduqv7_jhj8bh_eh0hwl5yb">
+      <w:hyperlink w:history="1" r:id="rIdylw7yc_ombcjmxtwqvu0z">
         <w:r>
           <w:rPr>
             <w:rFonts w:ascii="Arial" w:cs="Arial" w:eastAsia="Arial" w:hAnsi="Arial"/>
